--- a/dados-exemplo/18-documento-do-word.docx
+++ b/dados-exemplo/18-documento-do-word.docx
@@ -89,6 +89,218 @@
         <w:t xml:space="preserve">Otávio Suposto, CPF 444.444.444-44</w:t>
       </w:r>
     </w:p>
+    <w:tbl>
+      <w:tr>
+        <w:tc>
+          <w:p>
+            <w:r>
+              <w:t xml:space="preserve">Bolsista</w:t>
+            </w:r>
+          </w:p>
+        </w:tc>
+        <w:tc>
+          <w:p>
+            <w:r>
+              <w:t xml:space="preserve">CPF</w:t>
+            </w:r>
+          </w:p>
+        </w:tc>
+        <w:tc>
+          <w:p>
+            <w:r>
+              <w:t xml:space="preserve">Valor</w:t>
+            </w:r>
+          </w:p>
+        </w:tc>
+      </w:tr>
+      <w:tr>
+        <w:tc>
+          <w:p>
+            <w:r>
+              <w:t xml:space="preserve">Ana Suposta Lima</w:t>
+            </w:r>
+          </w:p>
+        </w:tc>
+        <w:tc>
+          <w:p>
+            <w:r>
+              <w:t xml:space="preserve">111.111.111-11</w:t>
+            </w:r>
+          </w:p>
+        </w:tc>
+        <w:tc>
+          <w:p>
+            <w:r>
+              <w:t xml:space="preserve">R$ 1.500,00</w:t>
+            </w:r>
+          </w:p>
+        </w:tc>
+      </w:tr>
+      <w:tr>
+        <w:tc>
+          <w:p>
+            <w:r>
+              <w:t xml:space="preserve">Ivo Fictício</w:t>
+            </w:r>
+          </w:p>
+        </w:tc>
+        <w:tc>
+          <w:p>
+            <w:r>
+              <w:t xml:space="preserve">0000000000</w:t>
+            </w:r>
+          </w:p>
+        </w:tc>
+        <w:tc>
+          <w:p>
+            <w:r>
+              <w:t xml:space="preserve">R$ 900,00</w:t>
+            </w:r>
+          </w:p>
+        </w:tc>
+      </w:tr>
+      <w:tr>
+        <w:tc>
+          <w:p>
+            <w:r>
+              <w:t xml:space="preserve">Otávio Suposto</w:t>
+            </w:r>
+          </w:p>
+          <w:p>
+            <w:r>
+              <w:t xml:space="preserve">(bolsa encerrada em agosto)</w:t>
+            </w:r>
+          </w:p>
+        </w:tc>
+        <w:tc>
+          <w:p>
+            <w:r>
+              <w:t xml:space="preserve">444.444.444-44</w:t>
+            </w:r>
+          </w:p>
+        </w:tc>
+        <w:tc>
+          <w:p>
+            <w:r>
+              <w:t xml:space="preserve">R$ 0,00</w:t>
+            </w:r>
+          </w:p>
+        </w:tc>
+      </w:tr>
+      <w:tr>
+        <w:tc>
+          <w:tcPr>
+            <w:gridSpan w:val="2"/>
+          </w:tcPr>
+          <w:p>
+            <w:r>
+              <w:t xml:space="preserve">Total pago</w:t>
+            </w:r>
+          </w:p>
+        </w:tc>
+        <w:tc>
+          <w:p>
+            <w:r>
+              <w:t xml:space="preserve">R$ 2.400,00</w:t>
+            </w:r>
+          </w:p>
+        </w:tc>
+      </w:tr>
+    </w:tbl>
+    <w:p>
+      <w:pPr>
+        <w:pStyle w:val="Ttulo2"/>
+      </w:pPr>
+      <w:r>
+        <w:t xml:space="preserve">Plano de trabalho</w:t>
+      </w:r>
+    </w:p>
+    <w:tbl>
+      <w:tr>
+        <w:tc>
+          <w:p>
+            <w:r>
+              <w:t xml:space="preserve">Projeto</w:t>
+            </w:r>
+          </w:p>
+        </w:tc>
+        <w:tc>
+          <w:p>
+            <w:r>
+              <w:t xml:space="preserve">Atividade</w:t>
+            </w:r>
+          </w:p>
+        </w:tc>
+        <w:tc>
+          <w:p>
+            <w:r>
+              <w:t xml:space="preserve">Responsáveis</w:t>
+            </w:r>
+          </w:p>
+        </w:tc>
+      </w:tr>
+      <w:tr>
+        <w:tc>
+          <w:tcPr>
+            <w:vMerge w:val="restart"/>
+          </w:tcPr>
+          <w:p>
+            <w:r>
+              <w:t xml:space="preserve">Projeto Exemplo</w:t>
+            </w:r>
+          </w:p>
+        </w:tc>
+        <w:tc>
+          <w:p>
+            <w:r>
+              <w:t xml:space="preserve">Oficinas | rodas de conversa</w:t>
+            </w:r>
+          </w:p>
+        </w:tc>
+        <w:tc>
+          <w:tbl>
+            <w:tr>
+              <w:tc>
+                <w:p>
+                  <w:r>
+                    <w:t xml:space="preserve">Ana Suposta Lima</w:t>
+                  </w:r>
+                </w:p>
+              </w:tc>
+              <w:tc>
+                <w:p>
+                  <w:r>
+                    <w:t xml:space="preserve">Davi Hipotético, CPF 222.222.222-22</w:t>
+                  </w:r>
+                </w:p>
+              </w:tc>
+            </w:tr>
+          </w:tbl>
+        </w:tc>
+      </w:tr>
+      <w:tr>
+        <w:tc>
+          <w:tcPr>
+            <w:vMerge w:val="continue"/>
+          </w:tcPr>
+          <w:p/>
+        </w:tc>
+        <w:tc>
+          <w:p>
+            <w:r>
+              <w:t xml:space="preserve">Relatório final</w:t>
+            </w:r>
+          </w:p>
+        </w:tc>
+        <w:tc>
+          <w:p>
+            <w:r>
+              <w:t xml:space="preserve">Ana Suposta Lima</w:t>
+            </w:r>
+          </w:p>
+        </w:tc>
+      </w:tr>
+    </w:tbl>
     <w:p>
       <w:pPr>
         <w:pStyle w:val="Destaque"/>

--- a/dados-exemplo/18-documento-do-word.docx
+++ b/dados-exemplo/18-documento-do-word.docx
@@ -1,6 +1,6 @@
 
 <file path=word/document.xml><?xml version="1.0" encoding="utf-8"?>
-<w:document xmlns:w="http://schemas.openxmlformats.org/wordprocessingml/2006/main" xmlns:r="http://schemas.openxmlformats.org/officeDocument/2006/relationships">
+<w:document xmlns:w="http://schemas.openxmlformats.org/wordprocessingml/2006/main" xmlns:r="http://schemas.openxmlformats.org/officeDocument/2006/relationships" xmlns:v="urn:schemas-microsoft-com:vml">
   <w:body>
     <w:p>
       <w:pPr>
@@ -26,6 +26,9 @@
     <w:p>
       <w:r>
         <w:t xml:space="preserve">Coordenadora: Ana Suposta Lima, CPF 111.111.111-11.</w:t>
+      </w:r>
+      <w:r>
+        <w:footnoteReference w:id="1"/>
       </w:r>
     </w:p>
     <w:p>
@@ -302,6 +305,34 @@
       </w:tr>
     </w:tbl>
     <w:p>
+      <w:r>
+        <w:t xml:space="preserve">Observação da coordenação:</w:t>
+      </w:r>
+      <w:r>
+        <w:pict>
+          <v:shape style="width:260pt;height:40pt" type="#_x0000_t202">
+            <v:textbox>
+              <w:txbxContent>
+                <w:p>
+                  <w:r>
+                    <w:t xml:space="preserve">Pagamento ao bolsista Ivo Fictício confirmado; conta do CPF 777.777.777-77.</w:t>
+                  </w:r>
+                </w:p>
+              </w:txbxContent>
+            </v:textbox>
+          </v:shape>
+        </w:pict>
+      </w:r>
+    </w:p>
+    <w:p>
+      <w:pPr>
+        <w:sectPr>
+          <w:headerReference w:type="default" r:id="rId3"/>
+          <w:footerReference w:type="default" r:id="rId5"/>
+        </w:sectPr>
+      </w:pPr>
+    </w:p>
+    <w:p>
       <w:pPr>
         <w:pStyle w:val="Destaque"/>
       </w:pPr>
@@ -316,6 +347,9 @@
         </w:rPr>
         <w:t xml:space="preserve">Saldo devolvido à conta do projeto.</w:t>
       </w:r>
+      <w:r>
+        <w:endnoteReference w:id="1"/>
+      </w:r>
     </w:p>
     <w:p/>
     <w:p>
@@ -323,13 +357,104 @@
         <w:t xml:space="preserve">Florianópolis, 30 de setembro de 2026.</w:t>
       </w:r>
     </w:p>
-    <w:sectPr/>
+    <w:sectPr>
+      <w:headerReference w:type="default" r:id="rId4"/>
+      <w:footerReference w:type="default" r:id="rId5"/>
+    </w:sectPr>
   </w:body>
 </w:document>
 </file>
 
+<file path=word/endnotes.xml><?xml version="1.0" encoding="utf-8"?>
+<w:endnotes xmlns:w="http://schemas.openxmlformats.org/wordprocessingml/2006/main" xmlns:r="http://schemas.openxmlformats.org/officeDocument/2006/relationships" xmlns:v="urn:schemas-microsoft-com:vml">
+  <w:endnote w:type="separator" w:id="-1">
+    <w:p>
+      <w:r>
+        <w:separator/>
+      </w:r>
+    </w:p>
+  </w:endnote>
+  <w:endnote w:type="continuationSeparator" w:id="0">
+    <w:p>
+      <w:r>
+        <w:continuationSeparator/>
+      </w:r>
+    </w:p>
+  </w:endnote>
+  <w:endnote w:id="1">
+    <w:p>
+      <w:r>
+        <w:endnoteRef/>
+      </w:r>
+      <w:r>
+        <w:t xml:space="preserve"> Valores conferidos pela coordenação do projeto.</w:t>
+      </w:r>
+    </w:p>
+  </w:endnote>
+</w:endnotes>
+</file>
+
+<file path=word/footer1.xml><?xml version="1.0" encoding="utf-8"?>
+<w:ftr xmlns:w="http://schemas.openxmlformats.org/wordprocessingml/2006/main" xmlns:r="http://schemas.openxmlformats.org/officeDocument/2006/relationships" xmlns:v="urn:schemas-microsoft-com:vml">
+  <w:p>
+    <w:r>
+      <w:t xml:space="preserve">Relatório de execução — documento de exemplo, inventado</w:t>
+    </w:r>
+  </w:p>
+</w:ftr>
+</file>
+
+<file path=word/footnotes.xml><?xml version="1.0" encoding="utf-8"?>
+<w:footnotes xmlns:w="http://schemas.openxmlformats.org/wordprocessingml/2006/main" xmlns:r="http://schemas.openxmlformats.org/officeDocument/2006/relationships" xmlns:v="urn:schemas-microsoft-com:vml">
+  <w:footnote w:type="separator" w:id="-1">
+    <w:p>
+      <w:r>
+        <w:separator/>
+      </w:r>
+    </w:p>
+  </w:footnote>
+  <w:footnote w:type="continuationSeparator" w:id="0">
+    <w:p>
+      <w:r>
+        <w:continuationSeparator/>
+      </w:r>
+    </w:p>
+  </w:footnote>
+  <w:footnote w:id="1">
+    <w:p>
+      <w:r>
+        <w:footnoteRef/>
+      </w:r>
+      <w:r>
+        <w:t xml:space="preserve"> Conforme o plano de trabalho aprovado; bolsista substituto, CPF 666.666.666-66.</w:t>
+      </w:r>
+    </w:p>
+  </w:footnote>
+</w:footnotes>
+</file>
+
+<file path=word/header1.xml><?xml version="1.0" encoding="utf-8"?>
+<w:hdr xmlns:w="http://schemas.openxmlformats.org/wordprocessingml/2006/main" xmlns:r="http://schemas.openxmlformats.org/officeDocument/2006/relationships" xmlns:v="urn:schemas-microsoft-com:vml">
+  <w:p>
+    <w:r>
+      <w:t xml:space="preserve">FUNDAÇÃO EXEMPLO DE APOIO — Processo 23000.000000/2026-00</w:t>
+    </w:r>
+  </w:p>
+</w:hdr>
+</file>
+
+<file path=word/header2.xml><?xml version="1.0" encoding="utf-8"?>
+<w:hdr xmlns:w="http://schemas.openxmlformats.org/wordprocessingml/2006/main" xmlns:r="http://schemas.openxmlformats.org/officeDocument/2006/relationships" xmlns:v="urn:schemas-microsoft-com:vml">
+  <w:p>
+    <w:r>
+      <w:t xml:space="preserve">ANEXO — Comprovantes de pagamento</w:t>
+    </w:r>
+  </w:p>
+</w:hdr>
+</file>
+
 <file path=word/numbering.xml><?xml version="1.0" encoding="utf-8"?>
-<w:numbering xmlns:w="http://schemas.openxmlformats.org/wordprocessingml/2006/main" xmlns:r="http://schemas.openxmlformats.org/officeDocument/2006/relationships">
+<w:numbering xmlns:w="http://schemas.openxmlformats.org/wordprocessingml/2006/main" xmlns:r="http://schemas.openxmlformats.org/officeDocument/2006/relationships" xmlns:v="urn:schemas-microsoft-com:vml">
   <w:abstractNum w:abstractNumId="0">
     <w:lvl w:ilvl="0">
       <w:numFmt w:val="bullet"/>
@@ -347,7 +472,7 @@
 </file>
 
 <file path=word/styles.xml><?xml version="1.0" encoding="utf-8"?>
-<w:styles xmlns:w="http://schemas.openxmlformats.org/wordprocessingml/2006/main" xmlns:r="http://schemas.openxmlformats.org/officeDocument/2006/relationships">
+<w:styles xmlns:w="http://schemas.openxmlformats.org/wordprocessingml/2006/main" xmlns:r="http://schemas.openxmlformats.org/officeDocument/2006/relationships" xmlns:v="urn:schemas-microsoft-com:vml">
   <w:style w:type="paragraph" w:default="1" w:styleId="Normal">
     <w:name w:val="Normal"/>
   </w:style>

--- a/dados-exemplo/18-documento-do-word.docx
+++ b/dados-exemplo/18-documento-do-word.docx
@@ -209,7 +209,100 @@
           </w:p>
         </w:tc>
       </w:tr>
+      <w:tr>
+        <w:trPr>
+          <w:del w:id="20" w:author="Revisora Exemplo" w:date="2026-09-30T00:00:00Z"/>
+        </w:trPr>
+        <w:tc>
+          <w:p>
+            <w:del w:id="21" w:author="Revisora Exemplo" w:date="2026-09-30T00:00:00Z">
+              <w:r>
+                <w:delText xml:space="preserve">Caio Removido</w:delText>
+              </w:r>
+            </w:del>
+          </w:p>
+        </w:tc>
+        <w:tc>
+          <w:p>
+            <w:del w:id="22" w:author="Revisora Exemplo" w:date="2026-09-30T00:00:00Z">
+              <w:r>
+                <w:delText xml:space="preserve">555.555.555-55</w:delText>
+              </w:r>
+            </w:del>
+          </w:p>
+        </w:tc>
+        <w:tc>
+          <w:p>
+            <w:del w:id="23" w:author="Revisora Exemplo" w:date="2026-09-30T00:00:00Z">
+              <w:r>
+                <w:delText xml:space="preserve">R$ 300,00</w:delText>
+              </w:r>
+            </w:del>
+          </w:p>
+        </w:tc>
+      </w:tr>
     </w:tbl>
+    <w:p>
+      <w:pPr>
+        <w:pStyle w:val="Ttulo2"/>
+      </w:pPr>
+      <w:r>
+        <w:t xml:space="preserve">Análise</w:t>
+      </w:r>
+    </w:p>
+    <w:p>
+      <w:r>
+        <w:t xml:space="preserve">Parecer: aprovado.</w:t>
+      </w:r>
+      <w:r>
+        <w:commentReference w:id="0"/>
+      </w:r>
+    </w:p>
+    <w:p>
+      <w:r>
+        <w:t xml:space="preserve">Pagamentos conferidos.</w:t>
+      </w:r>
+      <w:r>
+        <w:commentReference w:id="1"/>
+      </w:r>
+      <w:r>
+        <w:rPr>
+          <w:vanish/>
+        </w:rPr>
+        <w:t xml:space="preserve"> Conferidos contra a ficha do CPF 999.999.999-99.</w:t>
+      </w:r>
+    </w:p>
+    <w:p>
+      <w:r>
+        <w:t xml:space="preserve">Bolsista incluída na revisão: </w:t>
+      </w:r>
+      <w:ins w:id="10" w:author="Revisora Exemplo" w:date="2026-09-30T00:00:00Z">
+        <w:r>
+          <w:t xml:space="preserve">Beatriz Inventada, CPF 111.111.111-11</w:t>
+        </w:r>
+      </w:ins>
+      <w:del w:id="11" w:author="Revisora Exemplo" w:date="2026-09-30T00:00:00Z">
+        <w:r>
+          <w:delText xml:space="preserve">Caio Removido, CPF 555.555.555-55</w:delText>
+        </w:r>
+      </w:del>
+      <w:r>
+        <w:t xml:space="preserve">.</w:t>
+      </w:r>
+    </w:p>
+    <w:p>
+      <w:r>
+        <w:t xml:space="preserve">Ficha completa no </w:t>
+      </w:r>
+      <w:hyperlink r:id="rId8">
+        <w:r>
+          <w:t xml:space="preserve">sistema de bolsas</w:t>
+        </w:r>
+      </w:hyperlink>
+      <w:r>
+        <w:t xml:space="preserve">.</w:t>
+      </w:r>
+    </w:p>
     <w:p>
       <w:pPr>
         <w:pStyle w:val="Ttulo2"/>
@@ -365,6 +458,25 @@
 </w:document>
 </file>
 
+<file path=word/comments.xml><?xml version="1.0" encoding="utf-8"?>
+<w:comments xmlns:w="http://schemas.openxmlformats.org/wordprocessingml/2006/main" xmlns:r="http://schemas.openxmlformats.org/officeDocument/2006/relationships" xmlns:v="urn:schemas-microsoft-com:vml">
+  <w:comment w:id="0" w:author="Revisora Exemplo">
+    <w:p>
+      <w:r>
+        <w:t xml:space="preserve">Conferir o termo de outorga.</w:t>
+      </w:r>
+    </w:p>
+  </w:comment>
+  <w:comment w:id="1" w:author="Revisora Exemplo">
+    <w:p>
+      <w:r>
+        <w:t xml:space="preserve">Ver a ficha do CPF 888.888.888-88.</w:t>
+      </w:r>
+    </w:p>
+  </w:comment>
+</w:comments>
+</file>
+
 <file path=word/endnotes.xml><?xml version="1.0" encoding="utf-8"?>
 <w:endnotes xmlns:w="http://schemas.openxmlformats.org/wordprocessingml/2006/main" xmlns:r="http://schemas.openxmlformats.org/officeDocument/2006/relationships" xmlns:v="urn:schemas-microsoft-com:vml">
   <w:endnote w:type="separator" w:id="-1">
@@ -398,7 +510,25 @@
 <w:ftr xmlns:w="http://schemas.openxmlformats.org/wordprocessingml/2006/main" xmlns:r="http://schemas.openxmlformats.org/officeDocument/2006/relationships" xmlns:v="urn:schemas-microsoft-com:vml">
   <w:p>
     <w:r>
-      <w:t xml:space="preserve">Relatório de execução — documento de exemplo, inventado</w:t>
+      <w:t xml:space="preserve">Relatório de execução — documento de exemplo, inventado — Página </w:t>
+    </w:r>
+    <w:r>
+      <w:fldChar w:fldCharType="begin"/>
+    </w:r>
+    <w:r>
+      <w:instrText xml:space="preserve"> PAGE </w:instrText>
+    </w:r>
+    <w:r>
+      <w:fldChar w:fldCharType="separate"/>
+    </w:r>
+    <w:r>
+      <w:t xml:space="preserve">1</w:t>
+    </w:r>
+    <w:r>
+      <w:fldChar w:fldCharType="end"/>
+    </w:r>
+    <w:r>
+      <w:t xml:space="preserve"> de 3</w:t>
     </w:r>
   </w:p>
 </w:ftr>

--- a/dados-exemplo/18-documento-do-word.docx
+++ b/dados-exemplo/18-documento-do-word.docx
@@ -1,6 +1,6 @@
 
 <file path=word/document.xml><?xml version="1.0" encoding="utf-8"?>
-<w:document xmlns:w="http://schemas.openxmlformats.org/wordprocessingml/2006/main" xmlns:r="http://schemas.openxmlformats.org/officeDocument/2006/relationships" xmlns:v="urn:schemas-microsoft-com:vml">
+<w:document xmlns:w="http://schemas.openxmlformats.org/wordprocessingml/2006/main" xmlns:r="http://schemas.openxmlformats.org/officeDocument/2006/relationships" xmlns:v="urn:schemas-microsoft-com:vml" xmlns:wp="http://schemas.openxmlformats.org/drawingml/2006/wordprocessingDrawing">
   <w:body>
     <w:p>
       <w:pPr>
@@ -450,6 +450,41 @@
         <w:t xml:space="preserve">Florianópolis, 30 de setembro de 2026.</w:t>
       </w:r>
     </w:p>
+    <w:p>
+      <w:r>
+        <w:drawing>
+          <wp:inline distT="0" distB="0" distL="0" distR="0">
+            <wp:extent cx="914400" cy="914400"/>
+            <wp:docPr id="1" name="Imagem 1" descr="Assinatura da coordenadora, CPF 111.111.111-11"/>
+            <a:graphic xmlns:a="http://schemas.openxmlformats.org/drawingml/2006/main">
+              <a:graphicData uri="http://schemas.openxmlformats.org/drawingml/2006/picture">
+                <pic:pic xmlns:pic="http://schemas.openxmlformats.org/drawingml/2006/picture">
+                  <pic:nvPicPr>
+                    <pic:cNvPr id="1" name="imagem.png"/>
+                    <pic:cNvPicPr/>
+                  </pic:nvPicPr>
+                  <pic:blipFill>
+                    <a:blip r:embed="rId10"/>
+                    <a:stretch>
+                      <a:fillRect/>
+                    </a:stretch>
+                  </pic:blipFill>
+                  <pic:spPr>
+                    <a:xfrm>
+                      <a:off x="0" y="0"/>
+                      <a:ext cx="914400" cy="914400"/>
+                    </a:xfrm>
+                    <a:prstGeom prst="rect">
+                      <a:avLst/>
+                    </a:prstGeom>
+                  </pic:spPr>
+                </pic:pic>
+              </a:graphicData>
+            </a:graphic>
+          </wp:inline>
+        </w:drawing>
+      </w:r>
+    </w:p>
     <w:sectPr>
       <w:headerReference w:type="default" r:id="rId4"/>
       <w:footerReference w:type="default" r:id="rId5"/>
@@ -459,7 +494,7 @@
 </file>
 
 <file path=word/comments.xml><?xml version="1.0" encoding="utf-8"?>
-<w:comments xmlns:w="http://schemas.openxmlformats.org/wordprocessingml/2006/main" xmlns:r="http://schemas.openxmlformats.org/officeDocument/2006/relationships" xmlns:v="urn:schemas-microsoft-com:vml">
+<w:comments xmlns:w="http://schemas.openxmlformats.org/wordprocessingml/2006/main" xmlns:r="http://schemas.openxmlformats.org/officeDocument/2006/relationships" xmlns:v="urn:schemas-microsoft-com:vml" xmlns:wp="http://schemas.openxmlformats.org/drawingml/2006/wordprocessingDrawing">
   <w:comment w:id="0" w:author="Revisora Exemplo">
     <w:p>
       <w:r>
@@ -478,7 +513,7 @@
 </file>
 
 <file path=word/endnotes.xml><?xml version="1.0" encoding="utf-8"?>
-<w:endnotes xmlns:w="http://schemas.openxmlformats.org/wordprocessingml/2006/main" xmlns:r="http://schemas.openxmlformats.org/officeDocument/2006/relationships" xmlns:v="urn:schemas-microsoft-com:vml">
+<w:endnotes xmlns:w="http://schemas.openxmlformats.org/wordprocessingml/2006/main" xmlns:r="http://schemas.openxmlformats.org/officeDocument/2006/relationships" xmlns:v="urn:schemas-microsoft-com:vml" xmlns:wp="http://schemas.openxmlformats.org/drawingml/2006/wordprocessingDrawing">
   <w:endnote w:type="separator" w:id="-1">
     <w:p>
       <w:r>
@@ -507,7 +542,7 @@
 </file>
 
 <file path=word/footer1.xml><?xml version="1.0" encoding="utf-8"?>
-<w:ftr xmlns:w="http://schemas.openxmlformats.org/wordprocessingml/2006/main" xmlns:r="http://schemas.openxmlformats.org/officeDocument/2006/relationships" xmlns:v="urn:schemas-microsoft-com:vml">
+<w:ftr xmlns:w="http://schemas.openxmlformats.org/wordprocessingml/2006/main" xmlns:r="http://schemas.openxmlformats.org/officeDocument/2006/relationships" xmlns:v="urn:schemas-microsoft-com:vml" xmlns:wp="http://schemas.openxmlformats.org/drawingml/2006/wordprocessingDrawing">
   <w:p>
     <w:r>
       <w:t xml:space="preserve">Relatório de execução — documento de exemplo, inventado — Página </w:t>
@@ -535,7 +570,7 @@
 </file>
 
 <file path=word/footnotes.xml><?xml version="1.0" encoding="utf-8"?>
-<w:footnotes xmlns:w="http://schemas.openxmlformats.org/wordprocessingml/2006/main" xmlns:r="http://schemas.openxmlformats.org/officeDocument/2006/relationships" xmlns:v="urn:schemas-microsoft-com:vml">
+<w:footnotes xmlns:w="http://schemas.openxmlformats.org/wordprocessingml/2006/main" xmlns:r="http://schemas.openxmlformats.org/officeDocument/2006/relationships" xmlns:v="urn:schemas-microsoft-com:vml" xmlns:wp="http://schemas.openxmlformats.org/drawingml/2006/wordprocessingDrawing">
   <w:footnote w:type="separator" w:id="-1">
     <w:p>
       <w:r>
@@ -564,7 +599,7 @@
 </file>
 
 <file path=word/header1.xml><?xml version="1.0" encoding="utf-8"?>
-<w:hdr xmlns:w="http://schemas.openxmlformats.org/wordprocessingml/2006/main" xmlns:r="http://schemas.openxmlformats.org/officeDocument/2006/relationships" xmlns:v="urn:schemas-microsoft-com:vml">
+<w:hdr xmlns:w="http://schemas.openxmlformats.org/wordprocessingml/2006/main" xmlns:r="http://schemas.openxmlformats.org/officeDocument/2006/relationships" xmlns:v="urn:schemas-microsoft-com:vml" xmlns:wp="http://schemas.openxmlformats.org/drawingml/2006/wordprocessingDrawing">
   <w:p>
     <w:r>
       <w:t xml:space="preserve">FUNDAÇÃO EXEMPLO DE APOIO — Processo 23000.000000/2026-00</w:t>
@@ -574,7 +609,7 @@
 </file>
 
 <file path=word/header2.xml><?xml version="1.0" encoding="utf-8"?>
-<w:hdr xmlns:w="http://schemas.openxmlformats.org/wordprocessingml/2006/main" xmlns:r="http://schemas.openxmlformats.org/officeDocument/2006/relationships" xmlns:v="urn:schemas-microsoft-com:vml">
+<w:hdr xmlns:w="http://schemas.openxmlformats.org/wordprocessingml/2006/main" xmlns:r="http://schemas.openxmlformats.org/officeDocument/2006/relationships" xmlns:v="urn:schemas-microsoft-com:vml" xmlns:wp="http://schemas.openxmlformats.org/drawingml/2006/wordprocessingDrawing">
   <w:p>
     <w:r>
       <w:t xml:space="preserve">ANEXO — Comprovantes de pagamento</w:t>
@@ -584,7 +619,7 @@
 </file>
 
 <file path=word/numbering.xml><?xml version="1.0" encoding="utf-8"?>
-<w:numbering xmlns:w="http://schemas.openxmlformats.org/wordprocessingml/2006/main" xmlns:r="http://schemas.openxmlformats.org/officeDocument/2006/relationships" xmlns:v="urn:schemas-microsoft-com:vml">
+<w:numbering xmlns:w="http://schemas.openxmlformats.org/wordprocessingml/2006/main" xmlns:r="http://schemas.openxmlformats.org/officeDocument/2006/relationships" xmlns:v="urn:schemas-microsoft-com:vml" xmlns:wp="http://schemas.openxmlformats.org/drawingml/2006/wordprocessingDrawing">
   <w:abstractNum w:abstractNumId="0">
     <w:lvl w:ilvl="0">
       <w:numFmt w:val="bullet"/>
@@ -602,7 +637,7 @@
 </file>
 
 <file path=word/styles.xml><?xml version="1.0" encoding="utf-8"?>
-<w:styles xmlns:w="http://schemas.openxmlformats.org/wordprocessingml/2006/main" xmlns:r="http://schemas.openxmlformats.org/officeDocument/2006/relationships" xmlns:v="urn:schemas-microsoft-com:vml">
+<w:styles xmlns:w="http://schemas.openxmlformats.org/wordprocessingml/2006/main" xmlns:r="http://schemas.openxmlformats.org/officeDocument/2006/relationships" xmlns:v="urn:schemas-microsoft-com:vml" xmlns:wp="http://schemas.openxmlformats.org/drawingml/2006/wordprocessingDrawing">
   <w:style w:type="paragraph" w:default="1" w:styleId="Normal">
     <w:name w:val="Normal"/>
   </w:style>

--- a/dados-exemplo/18-documento-do-word.docx
+++ b/dados-exemplo/18-documento-do-word.docx
@@ -445,6 +445,177 @@
       </w:r>
     </w:p>
     <w:p/>
+    <w:p>
+      <w:pPr>
+        <w:pStyle w:val="Ttulo2"/>
+      </w:pPr>
+      <w:r>
+        <w:t xml:space="preserve">Encaminhamentos</w:t>
+      </w:r>
+      <w:r>
+        <w:br/>
+      </w:r>
+      <w:r>
+        <w:t xml:space="preserve">da coordenação</w:t>
+      </w:r>
+    </w:p>
+    <w:p>
+      <w:pPr>
+        <w:numPr>
+          <w:ilvl w:val="0"/>
+          <w:numId w:val="2"/>
+        </w:numPr>
+      </w:pPr>
+      <w:r>
+        <w:t xml:space="preserve">Enviar o relatório ao bolsista de CPF 333.333.333-33</w:t>
+      </w:r>
+    </w:p>
+    <w:p>
+      <w:pPr>
+        <w:numPr>
+          <w:ilvl w:val="1"/>
+          <w:numId w:val="2"/>
+        </w:numPr>
+      </w:pPr>
+      <w:r>
+        <w:t xml:space="preserve">com os anexos</w:t>
+      </w:r>
+    </w:p>
+    <w:p>
+      <w:pPr>
+        <w:numPr>
+          <w:ilvl w:val="1"/>
+          <w:numId w:val="2"/>
+        </w:numPr>
+      </w:pPr>
+      <w:r>
+        <w:t xml:space="preserve">assinado</w:t>
+      </w:r>
+    </w:p>
+    <w:p>
+      <w:pPr>
+        <w:numPr>
+          <w:ilvl w:val="0"/>
+          <w:numId w:val="2"/>
+        </w:numPr>
+      </w:pPr>
+      <w:r>
+        <w:t xml:space="preserve">Arquivar a cópia</w:t>
+      </w:r>
+    </w:p>
+    <w:p>
+      <w:r>
+        <w:t xml:space="preserve">Os prazos, numa lista que recomeça:</w:t>
+      </w:r>
+    </w:p>
+    <w:p>
+      <w:pPr>
+        <w:numPr>
+          <w:ilvl w:val="0"/>
+          <w:numId w:val="3"/>
+        </w:numPr>
+      </w:pPr>
+      <w:r>
+        <w:t xml:space="preserve">Prazo de 30 dias</w:t>
+      </w:r>
+    </w:p>
+    <w:p>
+      <w:pPr>
+        <w:numPr>
+          <w:ilvl w:val="0"/>
+          <w:numId w:val="3"/>
+        </w:numPr>
+      </w:pPr>
+      <w:r>
+        <w:t xml:space="preserve">Prazo de 60 dias</w:t>
+      </w:r>
+    </w:p>
+    <w:p>
+      <w:r>
+        <w:t xml:space="preserve">Quem assina:</w:t>
+      </w:r>
+    </w:p>
+    <w:p>
+      <w:pPr>
+        <w:numPr>
+          <w:ilvl w:val="0"/>
+          <w:numId w:val="4"/>
+        </w:numPr>
+      </w:pPr>
+      <w:r>
+        <w:t xml:space="preserve">Diretoria</w:t>
+      </w:r>
+    </w:p>
+    <w:p>
+      <w:pPr>
+        <w:numPr>
+          <w:ilvl w:val="0"/>
+          <w:numId w:val="4"/>
+        </w:numPr>
+      </w:pPr>
+      <w:r>
+        <w:t xml:space="preserve">Coordenação</w:t>
+      </w:r>
+    </w:p>
+    <w:p>
+      <w:r>
+        <w:t xml:space="preserve">As metas:</w:t>
+      </w:r>
+    </w:p>
+    <w:p>
+      <w:pPr>
+        <w:numPr>
+          <w:ilvl w:val="0"/>
+          <w:numId w:val="5"/>
+        </w:numPr>
+      </w:pPr>
+      <w:r>
+        <w:t xml:space="preserve">Metas</w:t>
+      </w:r>
+    </w:p>
+    <w:p>
+      <w:pPr>
+        <w:numPr>
+          <w:ilvl w:val="1"/>
+          <w:numId w:val="5"/>
+        </w:numPr>
+      </w:pPr>
+      <w:r>
+        <w:t xml:space="preserve">Oficinas</w:t>
+      </w:r>
+    </w:p>
+    <w:p>
+      <w:pPr>
+        <w:numPr>
+          <w:ilvl w:val="1"/>
+          <w:numId w:val="5"/>
+        </w:numPr>
+      </w:pPr>
+      <w:r>
+        <w:t xml:space="preserve">Relatório</w:t>
+      </w:r>
+    </w:p>
+    <w:p>
+      <w:r>
+        <w:t xml:space="preserve">As etapas, numeradas pelo estilo do Word:</w:t>
+      </w:r>
+    </w:p>
+    <w:p>
+      <w:pPr>
+        <w:pStyle w:val="Listanumerada"/>
+      </w:pPr>
+      <w:r>
+        <w:t xml:space="preserve">Primeira etapa</w:t>
+      </w:r>
+    </w:p>
+    <w:p>
+      <w:pPr>
+        <w:pStyle w:val="Listanumerada"/>
+      </w:pPr>
+      <w:r>
+        <w:t xml:space="preserve">Segunda etapa</w:t>
+      </w:r>
+    </w:p>
     <w:p>
       <w:r>
         <w:t xml:space="preserve">Florianópolis, 30 de setembro de 2026.</w:t>
@@ -630,8 +801,64 @@
       <w:lvlText w:val="o"/>
     </w:lvl>
   </w:abstractNum>
+  <w:abstractNum w:abstractNumId="1">
+    <w:lvl w:ilvl="0">
+      <w:start w:val="1"/>
+      <w:numFmt w:val="decimal"/>
+      <w:lvlText w:val="%1."/>
+    </w:lvl>
+    <w:lvl w:ilvl="1">
+      <w:start w:val="1"/>
+      <w:numFmt w:val="lowerLetter"/>
+      <w:lvlText w:val="%2)"/>
+    </w:lvl>
+  </w:abstractNum>
+  <w:abstractNum w:abstractNumId="2">
+    <w:lvl w:ilvl="0">
+      <w:start w:val="1"/>
+      <w:numFmt w:val="upperRoman"/>
+      <w:lvlText w:val="%1."/>
+    </w:lvl>
+  </w:abstractNum>
+  <w:abstractNum w:abstractNumId="3">
+    <w:lvl w:ilvl="0">
+      <w:start w:val="1"/>
+      <w:numFmt w:val="decimal"/>
+      <w:lvlText w:val="%1."/>
+    </w:lvl>
+    <w:lvl w:ilvl="1">
+      <w:start w:val="1"/>
+      <w:numFmt w:val="decimal"/>
+      <w:lvlText w:val="%1.%2"/>
+    </w:lvl>
+  </w:abstractNum>
+  <w:abstractNum w:abstractNumId="4">
+    <w:lvl w:ilvl="0">
+      <w:start w:val="1"/>
+      <w:numFmt w:val="decimal"/>
+      <w:lvlText w:val="%1)"/>
+    </w:lvl>
+  </w:abstractNum>
   <w:num w:numId="1">
     <w:abstractNumId w:val="0"/>
+  </w:num>
+  <w:num w:numId="2">
+    <w:abstractNumId w:val="1"/>
+  </w:num>
+  <w:num w:numId="3">
+    <w:abstractNumId w:val="1"/>
+    <w:lvlOverride w:ilvl="0">
+      <w:startOverride w:val="1"/>
+    </w:lvlOverride>
+  </w:num>
+  <w:num w:numId="4">
+    <w:abstractNumId w:val="2"/>
+  </w:num>
+  <w:num w:numId="5">
+    <w:abstractNumId w:val="3"/>
+  </w:num>
+  <w:num w:numId="6">
+    <w:abstractNumId w:val="4"/>
   </w:num>
 </w:numbering>
 </file>
@@ -661,5 +888,14 @@
     <w:name w:val="List Paragraph"/>
     <w:basedOn w:val="Normal"/>
   </w:style>
+  <w:style w:type="paragraph" w:styleId="Listanumerada">
+    <w:name w:val="List Number"/>
+    <w:basedOn w:val="Normal"/>
+    <w:pPr>
+      <w:numPr>
+        <w:numId w:val="6"/>
+      </w:numPr>
+    </w:pPr>
+  </w:style>
 </w:styles>
 </file>